--- a/templates/openagreements-cc-by-4.0/openagreements-restrictive-covenant-maryland/template.fill.docx
+++ b/templates/openagreements-cc-by-4.0/openagreements-restrictive-covenant-maryland/template.fill.docx
@@ -1512,7 +1512,7 @@
         <w:t xml:space="preserve">“Protected Interests”</w:t>
       </w:r>
       <w:r>
-        <w:t xml:space="preserve"> means Employer's legitimate business interests that Maryland law recognizes as supporting a restrictive covenant — namely Employer's interest in protecting unique services, Trade Secrets, routes or client lists, and against the solicitation of customers (Becker v. Bailey, 268 Md. 93 (1973)). Each covenant in this agreement is drawn no broader or more restrictive than necessary to effectuate those interests (Fowler v. Printers II, Inc., 89 Md. App. 448 (1991)).</w:t>
+        <w:t xml:space="preserve"> means Employer's legitimate business interests that Maryland law recognizes as supporting a restrictive covenant — namely Employer's interest in protecting unique services, Trade Secrets, routes or client lists, and against the solicitation of customers. Each covenant in this agreement is drawn no broader or more restrictive than necessary to effectuate those interests.</w:t>
       </w:r>
     </w:p>
     <w:p>
@@ -1625,7 +1625,7 @@
         <w:ind w:left="720"/>
       </w:pPr>
       <w:r>
-        <w:t xml:space="preserve">Employer and Employee acknowledge that each restrictive covenant in this agreement is ancillary to a valid employment relationship and is supported by adequate consideration, as Maryland law requires for enforcement (Becker v. Bailey, 268 Md. 93 (1973)). Employee will receive access to Employer's Confidential Information, Trade Secrets, and customer and patient relationships in the course of employment, and each covenant in this agreement is included to protect Employer's Protected Interests and is drawn no wider as to area and duration than reasonably necessary to protect those interests, without imposing undue hardship on Employee or disregarding the interests of the public. The parties intend each covenant to be enforceable as written and drawn within the scope Maryland law permits at the outset, rather than in reliance on any judicial narrowing.</w:t>
+        <w:t xml:space="preserve">Employer and Employee acknowledge that each restrictive covenant in this agreement is ancillary to a valid employment relationship and is supported by adequate consideration, as Maryland law requires for enforcement. Employee will receive access to Employer's Confidential Information, Trade Secrets, and customer and patient relationships in the course of employment, and each covenant in this agreement is included to protect Employer's Protected Interests and is drawn no wider as to area and duration than reasonably necessary to protect those interests, without imposing undue hardship on Employee or disregarding the interests of the public. The parties intend each covenant to be enforceable as written and drawn within the scope Maryland law permits at the outset, rather than in reliance on any judicial narrowing.</w:t>
       </w:r>
     </w:p>
     <w:p>
@@ -1657,7 +1657,7 @@
         <w:spacing w:before="0" w:after="120" w:line="340" w:lineRule="auto"/>
       </w:pPr>
       <w:r>
-        <w:t xml:space="preserve">Md. Code, Lab. &amp; Empl. § 3-716 makes a noncompete or conflict-of-interest provision that restricts Employee's ability to enter into employment with a new employer or to become self-employed in the same or similar business or trade null and void as being against the public policy of the State when Employee falls within a covered class. Notwithstanding any other provision of this agreement, no such provision applies to or is enforceable against Employee if:</w:t>
+        <w:t xml:space="preserve">Notwithstanding any other provision of this agreement, no noncompete or conflict-of-interest provision in this agreement that restricts Employee's ability to enter into employment with a new employer or to become self-employed in the same or similar business or trade applies to or is enforceable against Employee if:</w:t>
       </w:r>
     </w:p>
     <w:p>
@@ -1670,7 +1670,7 @@
         <w:spacing w:before="0" w:after="120" w:line="340" w:lineRule="auto"/>
       </w:pPr>
       <w:r>
-        <w:t xml:space="preserve">(a) Employee earns equal to or less than 150% of the State minimum wage rate established under Md. Code, Lab. &amp; Empl. § 3-413 (§ 3-716(a)(1)(i)1) — the State minimum wage has been $15.00 per hour since January 1, 2024, placing the covered ceiling at $22.50 per hour;</w:t>
+        <w:t xml:space="preserve">(a) Employee earns equal to or less than 150% of the State minimum wage rate established under Md. Code, Lab. &amp; Empl. § 3-413 (§ 3-716(a)(1)(i)1);</w:t>
       </w:r>
     </w:p>
     <w:p>
@@ -1683,7 +1683,7 @@
         <w:spacing w:before="0" w:after="120" w:line="340" w:lineRule="auto"/>
       </w:pPr>
       <w:r>
-        <w:t xml:space="preserve">(b) Employee is licensed as a veterinary practitioner or veterinary technician under Title 2, Subtitle 3 of the Agriculture Article, at any compensation level, which bar applies retroactively to agreements entered into on or before its effective date (§ 3-716(a)(1)(i); 2024 Md. Laws ch. 378, § 2); or</w:t>
+        <w:t xml:space="preserve">(b) Employee is licensed as a veterinary practitioner or veterinary technician under Title 2, Subtitle 3 of the Agriculture Article, at any compensation level (§ 3-716(a)(1)(i)); or</w:t>
       </w:r>
     </w:p>
     <w:p>
@@ -1696,7 +1696,7 @@
         <w:spacing w:before="0" w:after="120" w:line="340" w:lineRule="auto"/>
       </w:pPr>
       <w:r>
-        <w:t xml:space="preserve">(c) for an agreement executed on or after July 1, 2025, Employee is in a position that requires licensure under the Health Occupations Article, provides direct patient care, and earns equal to or less than $350,000 in total annual compensation (§ 3-716(a)(1)(i)2; 2024 Md. Laws ch. 378, § 3).</w:t>
+        <w:t xml:space="preserve">(c) for an agreement executed on or after July 1, 2025, Employee is in a position that requires licensure under the Health Occupations Article, provides direct patient care, and earns equal to or less than $350,000 in total annual compensation (§ 3-716(a)(1)(i)2).</w:t>
       </w:r>
     </w:p>
     <w:p>
@@ -1709,7 +1709,7 @@
         <w:spacing w:before="0" w:after="120" w:line="340" w:lineRule="auto"/>
       </w:pPr>
       <w:r>
-        <w:t xml:space="preserve">For an agreement executed on or after October 1, 2026, the same bar extends to an employee of a licensed architect whose employer, after employing more than 30 workers based primarily in Maryland, relocates the majority of that workforce out of state or no longer maintains its principal place of business in Maryland (2026 Md. Laws ch. 301, §§ 1–2). Where any such class applies, the parties do not present or enforce the voided provision, and Employer's protection runs instead through the confidentiality, client-list, and Trade-Secret terms of this agreement, which § 3-716(a)(2) leaves intact.</w:t>
+        <w:t xml:space="preserve">For an agreement executed on or after October 1, 2026, the same bar extends to an employee of a licensed architect whose employer, after employing more than 30 workers based primarily in Maryland, relocates the majority of that workforce out of state or no longer maintains its principal place of business in Maryland. Where any such class applies, the parties do not present or enforce the voided provision, and Employer's protection runs instead through the confidentiality, client-list, and Trade-Secret terms of this agreement, which § 3-716(a)(2) leaves intact.</w:t>
       </w:r>
     </w:p>
     <w:p>
@@ -1738,7 +1738,7 @@
         <w:ind w:left="720"/>
       </w:pPr>
       <w:r>
-        <w:t xml:space="preserve">This agreement is effective as of the Effective Date listed in Cover Terms. Employer and Employee acknowledge that continued at-will employment is adequate consideration for the restrictive covenants in this agreement. For a covenant Employee signs after employment begins, the parties acknowledge that Employee's continued at-will employment supplies that consideration, consistent with Simko, Inc. v. Graymar Co., 55 Md. App. 561 (1983), which reasons from the mutuality of the at-will relationship that the employer's consent not to terminate is as good as the employee's consent to continue. Employee's execution of this agreement is connected to, and given in exchange for, Employee's continued employment with Employer. Employee has had the opportunity to consult an attorney before entering into this agreement.</w:t>
+        <w:t xml:space="preserve">This agreement is effective as of the Effective Date listed in Cover Terms. Employer and Employee acknowledge that continued at-will employment is adequate consideration for the restrictive covenants in this agreement. For a covenant Employee signs after employment begins, the parties acknowledge that Employee's continued at-will employment supplies that consideration. Employee's execution of this agreement is connected to, and given in exchange for, Employee's continued employment with Employer. Employee has had the opportunity to consult an attorney before entering into this agreement.</w:t>
       </w:r>
     </w:p>
     <w:p>
@@ -1825,7 +1825,7 @@
         <w:ind w:left="720"/>
       </w:pPr>
       <w:r>
-        <w:t xml:space="preserve">Upon termination of employment, Employee must promptly return to Employer all documents, devices, files, credentials, and other materials containing or relating to Confidential Information, including customer lists and pricing information. Where permitted, Employee must permanently delete electronic copies of Confidential Information from personal devices and accounts. Employee must certify compliance with this section in writing upon Employer's request. Maryland's recent trade-secret litigation turned on customer lists and pricing data leaving with departing employees (Ingram v. Cantwell-Cleary Co., 259 Md. App. 102 (2023)), and a signed certification is the cleanest contemporaneous record if that material later surfaces at a competitor.</w:t>
+        <w:t xml:space="preserve">Upon termination of employment, Employee must promptly return to Employer all documents, devices, files, credentials, and other materials containing or relating to Confidential Information, including customer lists and pricing information. Where permitted, Employee must permanently delete electronic copies of Confidential Information from personal devices and accounts. Employee must certify compliance with this section in writing upon Employer's request.</w:t>
       </w:r>
     </w:p>
     <w:p>
@@ -1859,7 +1859,7 @@
         <w:ind w:left="720"/>
       </w:pPr>
       <w:r>
-        <w:t xml:space="preserve">During the Restricted Period, Employee must not Solicit, recruit, hire, or attempt to hire any Covered Employee. This restriction is limited to initiating contact with or actively soliciting Covered Employees; it does not prohibit Employee from providing a professional reference upon request or from hiring a person who responds to a general advertisement not directed specifically at Employer's employees. Md. Code, Lab. &amp; Empl. § 3-716 does not address employee non-solicits, so this covenant is judged on the ordinary Maryland reasonableness test, and it is drawn as a relationship-based restraint no broader than reasonably necessary to protect Employer's Protected Interests.</w:t>
+        <w:t xml:space="preserve">During the Restricted Period, Employee must not Solicit, recruit, hire, or attempt to hire any Covered Employee. This restriction is limited to initiating contact with or actively soliciting Covered Employees; it does not prohibit Employee from providing a professional reference upon request or from hiring a person who responds to a general advertisement not directed specifically at Employer's employees. This covenant is drawn as a relationship-based restraint no broader than reasonably necessary to protect Employer's Protected Interests.</w:t>
       </w:r>
     </w:p>
     <w:p>
@@ -1898,7 +1898,7 @@
         <w:ind w:left="720"/>
       </w:pPr>
       <w:r>
-        <w:t xml:space="preserve">During the Restricted Period, Employee must not Solicit the business of any Covered Customer. Protecting Employer's client relationships and against the solicitation of its customers is squarely within the interests Maryland recognizes (Becker v. Bailey, 268 Md. 93 (1973)), and Md. Code, Lab. &amp; Empl. § 3-716(a)(2) carves provisions with respect to the taking or use of a client or patient list or other proprietary client-related or patient-related information out of the statute's void rule. This covenant is scoped to Covered Customers with whom Employee had material contact during the lookback period stated in Cover Terms and is drawn no broader than reasonably necessary to protect Employer's Protected Interests.</w:t>
+        <w:t xml:space="preserve">During the Restricted Period, Employee must not Solicit the business of any Covered Customer. This covenant is scoped to Covered Customers with whom Employee had material contact during the lookback period stated in Cover Terms and is drawn no broader than reasonably necessary to protect Employer's Protected Interests.</w:t>
       </w:r>
     </w:p>
     <w:p>
@@ -1937,7 +1937,7 @@
         <w:ind w:left="720"/>
       </w:pPr>
       <w:r>
-        <w:t xml:space="preserve">During the Restricted Period, Employee must not accept, service, or do business with any Covered Customer, regardless of whether Employee or the Covered Customer first initiated contact. This restriction is broader than non-solicitation because it applies even if the Covered Customer approaches Employee, which moves the clause away from the solicitation interest Maryland protects and toward blocking ordinary competition. The parties include this covenant only where a genuine client-relationship or Trade-Secret interest supports it, and it is drawn no broader than reasonably necessary to protect Employer's Protected Interests. Its inclusion is a deliberate risk decision, not boilerplate.</w:t>
+        <w:t xml:space="preserve">During the Restricted Period, Employee must not accept, service, or do business with any Covered Customer, regardless of whether Employee or the Covered Customer first initiated contact. The parties include this covenant only where a genuine client-relationship or Trade-Secret interest supports it, and it is drawn no broader than reasonably necessary to protect Employer's Protected Interests.</w:t>
       </w:r>
     </w:p>
     <w:p>
@@ -1976,7 +1976,7 @@
         <w:ind w:left="720"/>
       </w:pPr>
       <w:r>
-        <w:t xml:space="preserve">During the Restricted Period, Employee must not engage in, be employed by, consult for, or have an active ownership interest in any Competitive Business within the Restricted Territory. This covenant is subject in all respects to the Maryland Statutory Worker-Class Voids section above: if Employee falls within a class for which Md. Code, Lab. &amp; Empl. § 3-716 makes a noncompete null and void, this covenant does not apply to or bind Employee. For an employee who must be licensed under the Health Occupations Article, provides direct patient care, and earns more than $350,000 in total annual compensation under an agreement executed on or after July 1, 2025, this covenant may be in effect for no longer than one year from the last day of employment and may impose no geographical restriction exceeding ten miles from the primary place of employment (§ 3-716(b)(1)–(2)); for such an employee the Restricted Period and Restricted Territory stated in Cover Terms must themselves be set at no more than one year and ten miles, and Employer must draft those Cover Terms values within the ceilings rather than rely on judicial narrowing, which Maryland's strict blue-pencil approach may decline to perform. Staying inside that cap is necessary but not sufficient: any covenant that survives § 3-716 must also satisfy the Becker common-law test — supported by adequate consideration, ancillary to the employment, and confined within limits no wider as to area and duration than reasonably necessary to protect Employer's Protected Interests, without undue hardship on Employee or harm to the public (Becker v. Bailey, 268 Md. 93 (1973)). Passive Public Holdings are permitted.</w:t>
+        <w:t xml:space="preserve">During the Restricted Period, Employee must not engage in, be employed by, consult for, or have an active ownership interest in any Competitive Business within the Restricted Territory. This covenant is subject in all respects to the Maryland Statutory Worker-Class Voids section above: if Employee falls within a class for which Md. Code, Lab. &amp; Empl. § 3-716 makes a noncompete null and void, this covenant does not apply to or bind Employee. For an employee who must be licensed under the Health Occupations Article, provides direct patient care, and earns more than $350,000 in total annual compensation under an agreement executed on or after July 1, 2025, this covenant may be in effect for no longer than one year from the last day of employment and may impose no geographical restriction exceeding ten miles from the primary place of employment (§ 3-716(b)(1)–(2)); for such an employee the Restricted Period and Restricted Territory stated in Cover Terms are themselves set at no more than one year and ten miles. Any covenant that survives § 3-716 is also drawn no wider as to area and duration than reasonably necessary to protect Employer's Protected Interests, without undue hardship on Employee or harm to the public. Passive Public Holdings are permitted.</w:t>
       </w:r>
     </w:p>
     <w:p>
@@ -2015,7 +2015,7 @@
         <w:ind w:left="720"/>
       </w:pPr>
       <w:r>
-        <w:t xml:space="preserve">Where Employer has identified its actual competitors in Cover Terms under Specified Competitors, the non-competition covenant binds Employee only as to those named competitors and their lines of business, rather than the open-ended Competitive Business definition. A named list is the most concrete evidence a Maryland court will accept that the covenant is tailored to what is necessary to effectuate Employer's Protected Interests (Fowler v. Printers II, Inc., 89 Md. App. 448 (1991)).</w:t>
+        <w:t xml:space="preserve">Where Employer has identified its actual competitors in Cover Terms under Specified Competitors, the non-competition covenant binds Employee only as to those named competitors and their lines of business, rather than the open-ended Competitive Business definition.</w:t>
       </w:r>
     </w:p>
     <w:p>
@@ -2117,7 +2117,7 @@
         <w:ind w:left="720"/>
       </w:pPr>
       <w:r>
-        <w:t xml:space="preserve">Maryland's health care rules under Md. Code, Lab. &amp; Empl. § 3-716 reach every Health Occupations Article licensee in a direct-patient-care role, not only physicians. For an agreement executed on or after July 1, 2025, any noncompete in this agreement is void for such an employee earning $350,000 or less (§ 3-716(a)(1)(i)2), and for such an employee earning more than $350,000 the covenant is capped at one year and ten miles under the Non-Competition section (§ 3-716(b)(1)–(2)). Where Employee is covered by § 3-716(b), Employer must, on request of a patient, provide notice to the patient of the new location where Employee will be practicing (§ 3-716(b)(3)); Employer will maintain an operational process to honor those requests. Nothing in this agreement restricts a departing clinician, or Employer, from communicating a patient's right to continue care with Employee at a new location.</w:t>
+        <w:t xml:space="preserve">Nothing in this agreement restricts or delays a departing clinician, or Employer, from communicating a patient's right to continue care with Employee at a new location, or from giving any patient notice that applicable law requires.</w:t>
       </w:r>
     </w:p>
     <w:p>
@@ -2175,7 +2175,7 @@
         <w:ind w:left="720"/>
       </w:pPr>
       <w:r>
-        <w:t xml:space="preserve">Employer may disclose the existence and terms of this agreement to a prospective employer or business associate of Employee only where a covenant in this agreement is enforceable against Employee and Employer has a reasonable belief that Employee may breach that covenant. Employer will not present or attempt to enforce against a third party a covenant that is void under Md. Code, Lab. &amp; Empl. § 3-716 for Employee's worker class, because a warning letter built on a void covenant asserts rights Employer never had. Employee consents to a disclosure permitted by this section.</w:t>
+        <w:t xml:space="preserve">Employer may disclose the existence and terms of this agreement to a prospective employer or business associate of Employee only where a covenant in this agreement is enforceable against Employee and Employer has a reasonable belief that Employee may breach that covenant. Employer will not present or attempt to enforce against a third party a covenant that is void under Md. Code, Lab. &amp; Empl. § 3-716 for Employee's worker class. Employee consents to a disclosure permitted by this section.</w:t>
       </w:r>
     </w:p>
     <w:p>
@@ -2204,7 +2204,7 @@
         <w:ind w:left="720"/>
       </w:pPr>
       <w:r>
-        <w:t xml:space="preserve">The parties acknowledge that no Maryland statute or appellate decision squarely authorizes automatic tolling or enforcement of an extension-on-breach clause after a covenant's stated period expires, and that the safest reading is that any extension is itself a restraint that must satisfy the same fact-specific reasonableness test as the covenant (Ruhl v. F. A. Bartlett Tree Expert Co., 245 Md. 118 (1967); Becker v. Bailey, 268 Md. 93 (1973)). Accordingly, the Restricted Period for each covenant runs from the date Employee's employment ends and is not extended by any period of breach, except that Employer may seek a separate, bounded restraint tied to the duration of a breach where a court finds it reasonable on the facts.</w:t>
+        <w:t xml:space="preserve">The Restricted Period for each covenant runs from the date Employee's employment ends and is not extended by any period of breach, except that Employer may seek a separate, bounded restraint tied to the duration of a breach where a court finds it reasonable on the facts.</w:t>
       </w:r>
     </w:p>
     <w:p>
@@ -2233,7 +2233,7 @@
         <w:ind w:left="720"/>
       </w:pPr>
       <w:r>
-        <w:t xml:space="preserve">Employee acknowledges that a breach of this agreement may cause Employer irreparable harm for which money damages would be inadequate, and Employer may seek injunctive or other equitable relief in addition to any other remedies available at law. Independent of any covenant, actual or threatened misappropriation of Employer's Trade Secrets may be enjoined under the Maryland Uniform Trade Secrets Act (Md. Code, Com. Law § 11-1202(a)), and a court may award exemplary damages up to twice the compensatory award for willful and malicious misappropriation (§ 11-1203(d)). Consistent with Ingram v. Cantwell-Cleary Co., 259 Md. App. 102 (2023), a court's decision not to enforce a covenant or its liquidated-damages terms does not bar Employer from recovering separately for trade-secret misappropriation, and the remedy provisions are drafted to stack deliberately rather than collide. Any fee-shifting between the parties is mutual and prevailing-party based.</w:t>
+        <w:t xml:space="preserve">Employee acknowledges that a breach of this agreement may cause Employer irreparable harm for which money damages would be inadequate, and Employer may seek injunctive or other equitable relief in addition to any other remedies available at law. Independent of any covenant, actual or threatened misappropriation of Employer's Trade Secrets may be enjoined under the Maryland Uniform Trade Secrets Act (Md. Code, Com. Law § 11-1202(a)), and a court may award exemplary damages up to twice the compensatory award for willful and malicious misappropriation (§ 11-1203(d)). A decision not to enforce a covenant or its liquidated-damages terms does not bar Employer from recovering separately for trade-secret misappropriation. Any fee-shifting between the parties is mutual and prevailing-party based.</w:t>
       </w:r>
     </w:p>
     <w:p>
@@ -2262,7 +2262,7 @@
         <w:ind w:left="720"/>
       </w:pPr>
       <w:r>
-        <w:t xml:space="preserve">If any provision of this agreement is found to be unenforceable, the remaining provisions remain in full force and effect. Maryland courts blue-pencil rather than rewrite: a court may cross out a violative, severable portion and enforce the remainder, but only if the remaining words still form a complete and valid contract, and an indivisible overbroad term voids the whole covenant (Holloway v. Faw, Casson &amp; Co., 78 Md. App. 205 (1989), aff'd in part &amp; rev'd in part, 319 Md. 324 (1990)). Each restrictive covenant in this agreement is therefore drafted as separate, severable tiers of duration, territory, and covered activity so that a court can strike an excessive tier and enforce the lawful remainder, working no injury to the public and no injustice to the parties (Hebb v. Stump, Harvey &amp; Cook, Inc., 25 Md. App. 478 (1975)).</w:t>
+        <w:t xml:space="preserve">If any provision of this agreement is found to be unenforceable, the remaining provisions remain in full force and effect. Each restrictive covenant in this agreement is drafted as separate, severable tiers of duration, territory, and covered activity so that a court can strike an excessive tier and enforce the lawful remainder, working no injury to the public and no injustice to the parties.</w:t>
       </w:r>
     </w:p>
     <w:p>
@@ -2291,7 +2291,7 @@
         <w:ind w:left="720"/>
       </w:pPr>
       <w:r>
-        <w:t xml:space="preserve">This agreement does not rely on any savings or reformation clause that asks a court to redraft an indivisible overbroad covenant into a narrower one, and it does not purport to obligate any court to narrow, blue-pencil, or reform any covenant. Maryland courts blue-pencil but do not rewrite, and under the strict mechanical rule a covenant survives only if the excess restraint can be crossed out while the remaining words still constitute a complete, valid contract (Holloway v. Faw, Casson &amp; Co., 78 Md. App. 205 (1989), aff'd in part &amp; rev'd in part, 319 Md. 324 (1990)). Because an indivisible overbroad term gives a Maryland court nothing to enforce, each covenant here is instead drawn within the enforceable scope Maryland law permits at the outset and structured in severable tiers rather than as a single aggressive term paired with a plea for reformation.</w:t>
+        <w:t xml:space="preserve">This agreement does not rely on any savings or reformation clause that asks a court to redraft an indivisible overbroad covenant into a narrower one, and it does not purport to obligate any court to narrow, blue-pencil, or reform any covenant. Each covenant here is instead drawn within the enforceable scope Maryland law permits at the outset and structured in severable tiers rather than as a single aggressive term paired with a plea for reformation.</w:t>
       </w:r>
     </w:p>
     <w:p>
@@ -2349,7 +2349,7 @@
         <w:ind w:left="720"/>
       </w:pPr>
       <w:r>
-        <w:t xml:space="preserve">Employee may not assign this agreement or any rights or obligations under it. Employer may assign this agreement to any affiliate, successor, or acquirer of all or substantially all of Employer's business or assets. The parties acknowledge that Md. Code, Lab. &amp; Empl. § 3-716 tests Employee's wage and occupation, not the employer's identity, so an assignment moves the covenant but never lifts Employee out of a void or capped category, and any assignee inherits the patient-notice duty along with any clinician covenant under § 3-716(b)(3). This agreement is binding on and inures to the benefit of the parties and their respective heirs, successors, and permitted assigns.</w:t>
+        <w:t xml:space="preserve">Employee may not assign this agreement or any rights or obligations under it. Employer may assign this agreement to any affiliate, successor, or acquirer of all or substantially all of Employer's business or assets. An assignment of this agreement does not remove Employee from any worker class for which Md. Code, Lab. &amp; Empl. § 3-716 makes a noncompete void or subject to the § 3-716(b) cap, and an assignee takes any covenant subject to the same statutory limits. This agreement is binding on and inures to the benefit of the parties and their respective heirs, successors, and permitted assigns.</w:t>
       </w:r>
     </w:p>
     <w:p>
@@ -2378,7 +2378,7 @@
         <w:ind w:left="720"/>
       </w:pPr>
       <w:r>
-        <w:t xml:space="preserve">This agreement is governed by the law listed in Cover Terms. Maryland records no statutory override of contractual choice of law or forum for restrictive covenants, but Md. Code, Lab. &amp; Empl. § 3-716 declares covered covenants null and void as against the public policy of the State, so for a Maryland-based worker a court may weigh whether a foreign-law or foreign-forum selection can sidestep protections the State calls public policy. For such a worker the parties select Maryland law and a Maryland forum for disputes over the enforceability of the restrictive covenants; all other disputes will be resolved in the courts of the Governing Law state, subject to non-waivable rights under applicable law.</w:t>
+        <w:t xml:space="preserve">This agreement is governed by the law listed in Cover Terms. For a Maryland-based worker the parties select Maryland law and a Maryland forum for disputes over the enforceability of the restrictive covenants; all other disputes will be resolved in the courts of the Governing Law state, subject to non-waivable rights under applicable law.</w:t>
       </w:r>
     </w:p>
     <w:p>
@@ -2407,7 +2407,7 @@
         <w:ind w:left="720"/>
       </w:pPr>
       <w:r>
-        <w:t xml:space="preserve">This agreement constitutes the entire agreement between the parties regarding its subject matter and supersedes all prior agreements, understandings, and negotiations on this subject. This agreement may be amended only in writing signed by both parties; the parties acknowledge that Md. Code, Lab. &amp; Empl. § 3-716's health care expansion reaches agreements executed on or after July 1, 2025, so re-papering or re-executing an older covenant may pull it into the modern regime the original signing predated, and any such amendment is a conscious regime choice. A party's failure to enforce any provision does not waive that party's right to enforce it later. This agreement may be executed in counterparts, including by electronic signature, each of which is an original.</w:t>
+        <w:t xml:space="preserve">This agreement constitutes the entire agreement between the parties regarding its subject matter and supersedes all prior agreements, understandings, and negotiations on this subject. This agreement may be amended only in writing signed by both parties. A party's failure to enforce any provision does not waive that party's right to enforce it later. This agreement may be executed in counterparts, including by electronic signature, each of which is an original.</w:t>
       </w:r>
     </w:p>
     <w:p>

--- a/templates/openagreements-cc-by-4.0/openagreements-restrictive-covenant-maryland/template.fill.docx
+++ b/templates/openagreements-cc-by-4.0/openagreements-restrictive-covenant-maryland/template.fill.docx
@@ -1512,7 +1512,7 @@
         <w:t xml:space="preserve">“Protected Interests”</w:t>
       </w:r>
       <w:r>
-        <w:t xml:space="preserve"> means Employer's legitimate business interests that Maryland law recognizes as supporting a restrictive covenant — namely Employer's interest in protecting unique services, Trade Secrets, routes or client lists, and against the solicitation of customers. Each covenant in this agreement is drawn no broader or more restrictive than necessary to effectuate those interests.</w:t>
+        <w:t xml:space="preserve"> means Employer's interest in protecting unique services, Trade Secrets, routes or client lists, and customer relationships.</w:t>
       </w:r>
     </w:p>
     <w:p>
@@ -1596,7 +1596,7 @@
         <w:t xml:space="preserve">“Trade Secrets”</w:t>
       </w:r>
       <w:r>
-        <w:t xml:space="preserve"> means information that qualifies as a trade secret under the Maryland Uniform Trade Secrets Act and applicable federal law, including information that derives independent economic value, actual or potential, from not being generally known to, and not being readily ascertainable by proper means by, other persons who can obtain economic value from its disclosure or use, and that is the subject of efforts that are reasonable under the circumstances to maintain its secrecy (Md. Code, Com. Law § 11-1201(e); see also the federal Defend Trade Secrets Act, 18 U.S.C. § 1839(3)).</w:t>
+        <w:t xml:space="preserve"> means information that qualifies as a trade secret by the Maryland Uniform Trade Secrets Act and applicable federal law, including information that derives independent economic value, actual or potential, from not being generally known to, and not being readily ascertainable by proper means by, other persons who can obtain economic value from its disclosure or use, and that is the subject of efforts that are reasonable under the circumstances to maintain its secrecy.</w:t>
       </w:r>
     </w:p>
     <w:p>
@@ -1625,7 +1625,7 @@
         <w:ind w:left="720"/>
       </w:pPr>
       <w:r>
-        <w:t xml:space="preserve">Employer and Employee acknowledge that each restrictive covenant in this agreement is ancillary to a valid employment relationship and is supported by adequate consideration, as Maryland law requires for enforcement. Employee will receive access to Employer's Confidential Information, Trade Secrets, and customer and patient relationships in the course of employment, and each covenant in this agreement is included to protect Employer's Protected Interests and is drawn no wider as to area and duration than reasonably necessary to protect those interests, without imposing undue hardship on Employee or disregarding the interests of the public. The parties intend each covenant to be enforceable as written and drawn within the scope Maryland law permits at the outset, rather than in reliance on any judicial narrowing.</w:t>
+        <w:t xml:space="preserve">Employer and Employee acknowledge that each restrictive covenant in this agreement is ancillary to a valid employment relationship, is supported by adequate consideration, protects Employer's Protected Interests, and is reasonable in area and duration. Employee will receive access to Employer's Confidential Information, Trade Secrets, and customer and patient relationships in the course of employment.</w:t>
       </w:r>
     </w:p>
     <w:p>
@@ -1657,7 +1657,7 @@
         <w:spacing w:before="0" w:after="120" w:line="340" w:lineRule="auto"/>
       </w:pPr>
       <w:r>
-        <w:t xml:space="preserve">Notwithstanding any other provision of this agreement, no noncompete or conflict-of-interest provision in this agreement that restricts Employee's ability to enter into employment with a new employer or to become self-employed in the same or similar business or trade applies to or is enforceable against Employee if:</w:t>
+        <w:t xml:space="preserve">Notwithstanding any other provision of this agreement, no noncompete or conflict-of-interest provision applies to Employee if:</w:t>
       </w:r>
     </w:p>
     <w:p>
@@ -1670,7 +1670,7 @@
         <w:spacing w:before="0" w:after="120" w:line="340" w:lineRule="auto"/>
       </w:pPr>
       <w:r>
-        <w:t xml:space="preserve">(a) Employee earns equal to or less than 150% of the State minimum wage rate established under Md. Code, Lab. &amp; Empl. § 3-413 (§ 3-716(a)(1)(i)1);</w:t>
+        <w:t xml:space="preserve">(a) Employee earns equal to or less than 150% of the Maryland minimum wage rate;</w:t>
       </w:r>
     </w:p>
     <w:p>
@@ -1683,7 +1683,7 @@
         <w:spacing w:before="0" w:after="120" w:line="340" w:lineRule="auto"/>
       </w:pPr>
       <w:r>
-        <w:t xml:space="preserve">(b) Employee is licensed as a veterinary practitioner or veterinary technician under Title 2, Subtitle 3 of the Agriculture Article, at any compensation level (§ 3-716(a)(1)(i)); or</w:t>
+        <w:t xml:space="preserve">(b) Employee is licensed as a veterinary practitioner or veterinary technician, at any compensation level; or</w:t>
       </w:r>
     </w:p>
     <w:p>
@@ -1696,20 +1696,7 @@
         <w:spacing w:before="0" w:after="120" w:line="340" w:lineRule="auto"/>
       </w:pPr>
       <w:r>
-        <w:t xml:space="preserve">(c) for an agreement executed on or after July 1, 2025, Employee is in a position that requires licensure under the Health Occupations Article, provides direct patient care, and earns equal to or less than $350,000 in total annual compensation (§ 3-716(a)(1)(i)2).</w:t>
-      </w:r>
-    </w:p>
-    <w:p>
-      <w:pPr>
-        <w:pStyle w:val="OABody"/>
-        <w:numPr>
-          <w:ilvl w:val="1"/>
-          <w:numId w:val="1"/>
-        </w:numPr>
-        <w:spacing w:before="0" w:after="120" w:line="340" w:lineRule="auto"/>
-      </w:pPr>
-      <w:r>
-        <w:t xml:space="preserve">For an agreement executed on or after October 1, 2026, the same bar extends to an employee of a licensed architect whose employer, after employing more than 30 workers based primarily in Maryland, relocates the majority of that workforce out of state or no longer maintains its principal place of business in Maryland. Where any such class applies, the parties do not present or enforce the voided provision, and Employer's protection runs instead through the confidentiality, client-list, and Trade-Secret terms of this agreement, which § 3-716(a)(2) leaves intact.</w:t>
+        <w:t xml:space="preserve">(c) Employee holds a health-occupation license, provides direct patient care, and earns equal to or less than $350,000 in total annual compensation.</w:t>
       </w:r>
     </w:p>
     <w:p>
@@ -1767,7 +1754,7 @@
         <w:ind w:left="720"/>
       </w:pPr>
       <w:r>
-        <w:t xml:space="preserve">Employee must treat all Confidential Information as strictly confidential. Employee must not use or disclose Confidential Information except as required to perform authorized job duties or with Employer's prior written consent. Employee's obligations regarding Trade Secrets continue for the period specified in Cover Terms under Trade Secrets Duration, which is intended to last as long as the information remains a trade secret under Md. Code, Com. Law § 11-1201(e). Employee's obligations regarding other Confidential Information continue for the period specified in Cover Terms under Other Confidential Information Duration. This section does not prohibit Employee from disclosing information that arises from Employee's general training, knowledge, skill, or experience, whether gained on the job or otherwise, information that is readily ascertainable to the public, or information that Employee otherwise has a right to disclose as legally protected conduct. Where a noncompete in this agreement is void under Md. Code, Lab. &amp; Empl. § 3-716, this section and the client-list terms remain fully effective, because § 3-716(a)(2)'s void rule does not reach provisions with respect to the taking or use of a client or patient list or other proprietary client-related or patient-related information.</w:t>
+        <w:t xml:space="preserve">Employee must treat all Confidential Information as strictly confidential. Employee must not use or disclose Confidential Information except as required to perform authorized job duties or with Employer's prior written consent. Employee's obligations regarding Trade Secrets continue for the period specified in Cover Terms under Trade Secrets Duration. Employee's obligations regarding other Confidential Information continue for the period specified in Cover Terms under Other Confidential Information Duration. This section does not prohibit Employee from disclosing information that arises from Employee's general training, knowledge, skill, or experience, whether gained on the job or otherwise, information that is readily ascertainable to the public, or information that Employee otherwise has a right to disclose as legally protected conduct.</w:t>
       </w:r>
     </w:p>
     <w:p>
@@ -1859,7 +1846,7 @@
         <w:ind w:left="720"/>
       </w:pPr>
       <w:r>
-        <w:t xml:space="preserve">During the Restricted Period, Employee must not Solicit, recruit, hire, or attempt to hire any Covered Employee. This restriction is limited to initiating contact with or actively soliciting Covered Employees; it does not prohibit Employee from providing a professional reference upon request or from hiring a person who responds to a general advertisement not directed specifically at Employer's employees. This covenant is drawn as a relationship-based restraint no broader than reasonably necessary to protect Employer's Protected Interests.</w:t>
+        <w:t xml:space="preserve">During the Restricted Period, Employee must not initiate contact with or actively Solicit, recruit, hire, or attempt to hire any Covered Employee. This restriction does not prohibit Employee from providing a professional reference upon request or from hiring a person who responds to a general advertisement not directed specifically at Employer's employees.</w:t>
       </w:r>
     </w:p>
     <w:p>
@@ -1898,7 +1885,7 @@
         <w:ind w:left="720"/>
       </w:pPr>
       <w:r>
-        <w:t xml:space="preserve">During the Restricted Period, Employee must not Solicit the business of any Covered Customer. This covenant is scoped to Covered Customers with whom Employee had material contact during the lookback period stated in Cover Terms and is drawn no broader than reasonably necessary to protect Employer's Protected Interests.</w:t>
+        <w:t xml:space="preserve">During the Restricted Period, Employee must not Solicit the business of any Covered Customer with whom Employee had material contact during the lookback period stated in Cover Terms.</w:t>
       </w:r>
     </w:p>
     <w:p>
@@ -1937,7 +1924,7 @@
         <w:ind w:left="720"/>
       </w:pPr>
       <w:r>
-        <w:t xml:space="preserve">During the Restricted Period, Employee must not accept, service, or do business with any Covered Customer, regardless of whether Employee or the Covered Customer first initiated contact. The parties include this covenant only where a genuine client-relationship or Trade-Secret interest supports it, and it is drawn no broader than reasonably necessary to protect Employer's Protected Interests.</w:t>
+        <w:t xml:space="preserve">During the Restricted Period, Employee must not accept, service, or do business with any Covered Customer, regardless of whether Employee or the Covered Customer first initiated contact.</w:t>
       </w:r>
     </w:p>
     <w:p>
@@ -1976,7 +1963,7 @@
         <w:ind w:left="720"/>
       </w:pPr>
       <w:r>
-        <w:t xml:space="preserve">During the Restricted Period, Employee must not engage in, be employed by, consult for, or have an active ownership interest in any Competitive Business within the Restricted Territory. This covenant is subject in all respects to the Maryland Statutory Worker-Class Voids section above: if Employee falls within a class for which Md. Code, Lab. &amp; Empl. § 3-716 makes a noncompete null and void, this covenant does not apply to or bind Employee. For an employee who must be licensed under the Health Occupations Article, provides direct patient care, and earns more than $350,000 in total annual compensation under an agreement executed on or after July 1, 2025, this covenant may be in effect for no longer than one year from the last day of employment and may impose no geographical restriction exceeding ten miles from the primary place of employment (§ 3-716(b)(1)–(2)); for such an employee the Restricted Period and Restricted Territory stated in Cover Terms are themselves set at no more than one year and ten miles. Any covenant that survives § 3-716 is also drawn no wider as to area and duration than reasonably necessary to protect Employer's Protected Interests, without undue hardship on Employee or harm to the public. Passive Public Holdings are permitted.</w:t>
+        <w:t xml:space="preserve">During the Restricted Period, Employee must not engage in, be employed by, consult for, or have an active ownership interest in any Competitive Business within the Restricted Territory. This covenant does not apply if any condition in the Maryland Statutory Worker-Class Voids section applies to Employee. Passive Public Holdings are permitted.</w:t>
       </w:r>
     </w:p>
     <w:p>
@@ -2054,7 +2041,7 @@
         <w:ind w:left="720"/>
       </w:pPr>
       <w:r>
-        <w:t xml:space="preserve">During the Restricted Period, Employee must not acquire or hold any active ownership interest in, serve as a director, officer, manager, or advisor to, or have material economic participation in any Competitive Business. This restriction primarily targets active or material ownership in private competitors. Passive Public Holdings are permitted. Because this covenant restrains active roles at and material participation in a Competitive Business, it functions as a covenant not to compete and is subject to the Maryland Statutory Worker-Class Voids section and, for a covered high-earner clinician, to the one-year and ten-mile ceilings of § 3-716(b); it is drawn no broader than reasonably necessary to protect Employer's Protected Interests.</w:t>
+        <w:t xml:space="preserve">During the Restricted Period, Employee must not acquire or hold any active ownership interest in, serve as a director, officer, manager, or advisor to, or have material economic participation in any Competitive Business. This covenant does not apply if any condition in the Maryland Statutory Worker-Class Voids section applies to Employee. Passive Public Holdings are permitted.</w:t>
       </w:r>
     </w:p>
     <w:p>
@@ -2092,6 +2079,11 @@
       </w:r>
     </w:p>
     <w:p>
+      <w:r>
+        <w:t xml:space="preserve">{IF healthcare_provider}</w:t>
+      </w:r>
+    </w:p>
+    <w:p>
       <w:pPr>
         <w:pStyle w:val="OABody"/>
         <w:keepNext/>
@@ -2121,6 +2113,11 @@
       </w:r>
     </w:p>
     <w:p>
+      <w:r>
+        <w:t xml:space="preserve">{END-IF}</w:t>
+      </w:r>
+    </w:p>
+    <w:p>
       <w:pPr>
         <w:pStyle w:val="OABody"/>
         <w:keepNext/>
@@ -2146,7 +2143,7 @@
         <w:ind w:left="720"/>
       </w:pPr>
       <w:r>
-        <w:t xml:space="preserve">Employee represents that performing duties for Employer and complying with this agreement does not conflict with any prior agreement, court order, or legal obligation binding on Employee. Employee must promptly disclose to Employer any potential conflict that arises during employment. The parties acknowledge that a covenant Employee signed for another employer may be void or unenforceable to the extent it falls within a class Md. Code, Lab. &amp; Empl. § 3-716 protects.</w:t>
+        <w:t xml:space="preserve">Employee represents that performing duties for Employer and complying with this agreement does not conflict with any prior agreement, court order, or legal obligation binding on Employee. Employee must promptly disclose to Employer any potential conflict that arises during employment.</w:t>
       </w:r>
     </w:p>
     <w:p>
@@ -2175,7 +2172,7 @@
         <w:ind w:left="720"/>
       </w:pPr>
       <w:r>
-        <w:t xml:space="preserve">Employer may disclose the existence and terms of this agreement to a prospective employer or business associate of Employee only where a covenant in this agreement is enforceable against Employee and Employer has a reasonable belief that Employee may breach that covenant. Employer will not present or attempt to enforce against a third party a covenant that is void under Md. Code, Lab. &amp; Empl. § 3-716 for Employee's worker class. Employee consents to a disclosure permitted by this section.</w:t>
+        <w:t xml:space="preserve">Employer may disclose the existence and terms of this agreement to a prospective employer or business associate of Employee only where a covenant in this agreement is enforceable against Employee and Employer has a reasonable belief that Employee may breach that covenant. Employer will not present or attempt to enforce against a third party a covenant that is void by Md. Code, Lab. &amp; Empl. § 3-716 for Employee's worker class. Employee consents to a disclosure permitted by this section.</w:t>
       </w:r>
     </w:p>
     <w:p>
@@ -2204,7 +2201,7 @@
         <w:ind w:left="720"/>
       </w:pPr>
       <w:r>
-        <w:t xml:space="preserve">The Restricted Period for each covenant runs from the date Employee's employment ends and is not extended by any period of breach, except that Employer may seek a separate, bounded restraint tied to the duration of a breach where a court finds it reasonable on the facts.</w:t>
+        <w:t xml:space="preserve">The Restricted Period for each covenant runs from the date Employee's employment ends and is not extended by any period of breach.</w:t>
       </w:r>
     </w:p>
     <w:p>
@@ -2233,7 +2230,7 @@
         <w:ind w:left="720"/>
       </w:pPr>
       <w:r>
-        <w:t xml:space="preserve">Employee acknowledges that a breach of this agreement may cause Employer irreparable harm for which money damages would be inadequate, and Employer may seek injunctive or other equitable relief in addition to any other remedies available at law. Independent of any covenant, actual or threatened misappropriation of Employer's Trade Secrets may be enjoined under the Maryland Uniform Trade Secrets Act (Md. Code, Com. Law § 11-1202(a)), and a court may award exemplary damages up to twice the compensatory award for willful and malicious misappropriation (§ 11-1203(d)). A decision not to enforce a covenant or its liquidated-damages terms does not bar Employer from recovering separately for trade-secret misappropriation. Any fee-shifting between the parties is mutual and prevailing-party based.</w:t>
+        <w:t xml:space="preserve">Employee acknowledges that a breach of this agreement may cause Employer irreparable harm for which money damages would be inadequate. Employer may seek injunctive or other equitable relief in addition to any other remedies available at law. A decision not to enforce a covenant or its liquidated-damages terms does not bar Employer from recovering for trade-secret misappropriation. Any fee-shifting between the parties is mutual and prevailing-party based.</w:t>
       </w:r>
     </w:p>
     <w:p>
@@ -2262,7 +2259,7 @@
         <w:ind w:left="720"/>
       </w:pPr>
       <w:r>
-        <w:t xml:space="preserve">If any provision of this agreement is found to be unenforceable, the remaining provisions remain in full force and effect. Each restrictive covenant in this agreement is drafted as separate, severable tiers of duration, territory, and covered activity so that a court can strike an excessive tier and enforce the lawful remainder, working no injury to the public and no injustice to the parties.</w:t>
+        <w:t xml:space="preserve">If any provision of this agreement is found to be unenforceable, the remaining provisions remain in full force and effect. Each duration, territory, and covered-activity tier is severable, and each enforceable tier remains in effect independently of any unenforceable tier.</w:t>
       </w:r>
     </w:p>
     <w:p>
@@ -2281,7 +2278,7 @@
           <w:b/>
           <w:bCs/>
         </w:rPr>
-        <w:t xml:space="preserve">No Reliance on Judicial Reformation</w:t>
+        <w:t xml:space="preserve">Survival and Expiration of Each Covenant</w:t>
       </w:r>
     </w:p>
     <w:p>
@@ -2291,7 +2288,7 @@
         <w:ind w:left="720"/>
       </w:pPr>
       <w:r>
-        <w:t xml:space="preserve">This agreement does not rely on any savings or reformation clause that asks a court to redraft an indivisible overbroad covenant into a narrower one, and it does not purport to obligate any court to narrow, blue-pencil, or reform any covenant. Each covenant here is instead drawn within the enforceable scope Maryland law permits at the outset and structured in severable tiers rather than as a single aggressive term paired with a plea for reformation.</w:t>
+        <w:t xml:space="preserve">Each restrictive covenant in this agreement survives the termination of Employee's employment for the Restricted Period specified in Cover Terms. Obligations under the Confidential Information and Trade Secret Protection section survive as long as the relevant information remains a trade secret. All other provisions survive to the extent necessary to enforce rights that arose during employment.</w:t>
       </w:r>
     </w:p>
     <w:p>
@@ -2310,7 +2307,7 @@
           <w:b/>
           <w:bCs/>
         </w:rPr>
-        <w:t xml:space="preserve">Survival and Expiration of Each Covenant</w:t>
+        <w:t xml:space="preserve">Assignment and Successors</w:t>
       </w:r>
     </w:p>
     <w:p>
@@ -2320,36 +2317,7 @@
         <w:ind w:left="720"/>
       </w:pPr>
       <w:r>
-        <w:t xml:space="preserve">Each restrictive covenant in this agreement survives the termination of Employee's employment for the Restricted Period specified in Cover Terms, and each survival period is stated per covenant so that every clock is independently checkable — perpetual for Trade Secrets, finite elsewhere. Obligations under the Confidential Information and Trade Secret Protection section survive as long as the relevant information remains a trade secret. All other provisions survive to the extent necessary to enforce rights that arose during employment.</w:t>
-      </w:r>
-    </w:p>
-    <w:p>
-      <w:pPr>
-        <w:pStyle w:val="OABody"/>
-        <w:keepNext/>
-        <w:numPr>
-          <w:ilvl w:val="0"/>
-          <w:numId w:val="1"/>
-        </w:numPr>
-        <w:spacing w:before="320" w:after="120" w:line="340" w:lineRule="auto"/>
-        <w:jc w:val="left"/>
-      </w:pPr>
-      <w:r>
-        <w:rPr>
-          <w:b/>
-          <w:bCs/>
-        </w:rPr>
-        <w:t xml:space="preserve">Assignment and Successors</w:t>
-      </w:r>
-    </w:p>
-    <w:p>
-      <w:pPr>
-        <w:pStyle w:val="OABody"/>
-        <w:spacing w:before="0" w:after="120" w:line="340" w:lineRule="auto"/>
-        <w:ind w:left="720"/>
-      </w:pPr>
-      <w:r>
-        <w:t xml:space="preserve">Employee may not assign this agreement or any rights or obligations under it. Employer may assign this agreement to any affiliate, successor, or acquirer of all or substantially all of Employer's business or assets. An assignment of this agreement does not remove Employee from any worker class for which Md. Code, Lab. &amp; Empl. § 3-716 makes a noncompete void or subject to the § 3-716(b) cap, and an assignee takes any covenant subject to the same statutory limits. This agreement is binding on and inures to the benefit of the parties and their respective heirs, successors, and permitted assigns.</w:t>
+        <w:t xml:space="preserve">Employee may not assign this agreement or any rights or obligations under it. Employer may assign this agreement to any affiliate, successor, or acquirer of all or substantially all of Employer's business or assets. An assignee acquires no greater right to enforce a covenant than Employer held before the assignment. This agreement is binding on and inures to the benefit of the parties and their respective heirs, successors, and permitted assigns.</w:t>
       </w:r>
     </w:p>
     <w:p>

--- a/templates/openagreements-cc-by-4.0/openagreements-restrictive-covenant-maryland/template.fill.docx
+++ b/templates/openagreements-cc-by-4.0/openagreements-restrictive-covenant-maryland/template.fill.docx
@@ -1596,7 +1596,7 @@
         <w:t xml:space="preserve">“Trade Secrets”</w:t>
       </w:r>
       <w:r>
-        <w:t xml:space="preserve"> means information that qualifies as a trade secret by the Maryland Uniform Trade Secrets Act and applicable federal law, including information that derives independent economic value, actual or potential, from not being generally known to, and not being readily ascertainable by proper means by, other persons who can obtain economic value from its disclosure or use, and that is the subject of efforts that are reasonable under the circumstances to maintain its secrecy.</w:t>
+        <w:t xml:space="preserve"> means information that qualifies as a trade secret under the Maryland Uniform Trade Secrets Act and applicable federal law, including information that derives independent economic value, actual or potential, from not being generally known to, and not being readily ascertainable by proper means by, other persons who can obtain economic value from its disclosure or use, and that is the subject of efforts that are reasonable under the circumstances to maintain its secrecy.</w:t>
       </w:r>
     </w:p>
     <w:p>
@@ -2172,7 +2172,7 @@
         <w:ind w:left="720"/>
       </w:pPr>
       <w:r>
-        <w:t xml:space="preserve">Employer may disclose the existence and terms of this agreement to a prospective employer or business associate of Employee only where a covenant in this agreement is enforceable against Employee and Employer has a reasonable belief that Employee may breach that covenant. Employer will not present or attempt to enforce against a third party a covenant that is void by Md. Code, Lab. &amp; Empl. § 3-716 for Employee's worker class. Employee consents to a disclosure permitted by this section.</w:t>
+        <w:t xml:space="preserve">Employer may disclose the existence and terms of this agreement to a prospective employer or business associate of Employee only where a covenant in this agreement is enforceable against Employee and Employer has a reasonable belief that Employee may breach that covenant. Employer will not present or attempt to enforce against a third party a covenant that is void under Md. Code, Lab. &amp; Empl. § 3-716 for Employee's worker class. Employee consents to a disclosure permitted by this section.</w:t>
       </w:r>
     </w:p>
     <w:p>

--- a/templates/openagreements-cc-by-4.0/openagreements-restrictive-covenant-maryland/template.fill.docx
+++ b/templates/openagreements-cc-by-4.0/openagreements-restrictive-covenant-maryland/template.fill.docx
@@ -3427,169 +3427,79 @@
 
 <file path=word/header1.xml><?xml version="1.0" encoding="utf-8"?>
 <w:hdr xmlns:w="http://schemas.openxmlformats.org/wordprocessingml/2006/main" xmlns:r="http://schemas.openxmlformats.org/officeDocument/2006/relationships">
-  <w:tbl>
-    <w:tblPr>
-      <w:tblW w:w="10080" w:type="dxa"/>
-      <w:tblBorders>
-        <w:top w:val="none" w:sz="0" w:space="0" w:color="auto"/>
-        <w:left w:val="none" w:sz="0" w:space="0" w:color="auto"/>
+  <w:p>
+    <w:pPr>
+      <w:pBdr>
         <w:bottom w:val="single" w:sz="8" w:space="0" w:color="107087"/>
-        <w:right w:val="none" w:sz="0" w:space="0" w:color="auto"/>
-        <w:insideH w:val="none" w:sz="0" w:space="0" w:color="auto"/>
-        <w:insideV w:val="none" w:sz="0" w:space="0" w:color="auto"/>
-      </w:tblBorders>
-      <w:tblLayout w:type="fixed"/>
-    </w:tblPr>
-    <w:tblGrid>
-      <w:gridCol w:w="10080"/>
-    </w:tblGrid>
-    <w:tr>
-      <w:tc>
-        <w:tcPr>
-          <w:tcW w:w="10080" w:type="dxa"/>
-          <w:tcBorders>
-            <w:bottom w:val="single" w:sz="8" w:space="0" w:color="107087"/>
-          </w:tcBorders>
-          <w:tcMar>
-            <w:top w:w="0" w:type="dxa"/>
-            <w:left w:w="0" w:type="dxa"/>
-            <w:bottom w:w="40" w:type="dxa"/>
-            <w:right w:w="0" w:type="dxa"/>
-          </w:tcMar>
-        </w:tcPr>
-        <w:p>
-          <w:pPr>
-            <w:spacing w:after="0"/>
-            <w:jc w:val="right"/>
-          </w:pPr>
-          <w:r>
-            <w:rPr>
-              <w:rFonts w:ascii="Arial" w:hAnsi="Arial" w:cs="Arial"/>
-              <w:b/>
-              <w:bCs/>
-              <w:caps/>
-              <w:color w:val="107087"/>
-              <w:sz w:val="18"/>
-              <w:szCs w:val="18"/>
-            </w:rPr>
-            <w:t xml:space="preserve">Cover Terms</w:t>
-          </w:r>
-        </w:p>
-      </w:tc>
-    </w:tr>
-  </w:tbl>
+      </w:pBdr>
+      <w:spacing w:after="0"/>
+      <w:jc w:val="right"/>
+    </w:pPr>
+    <w:r>
+      <w:rPr>
+        <w:rFonts w:ascii="Arial" w:hAnsi="Arial" w:cs="Arial"/>
+        <w:b/>
+        <w:bCs/>
+        <w:caps/>
+        <w:color w:val="107087"/>
+        <w:sz w:val="18"/>
+        <w:szCs w:val="18"/>
+      </w:rPr>
+      <w:t xml:space="preserve">Cover Terms</w:t>
+    </w:r>
+  </w:p>
 </w:hdr>
 </file>
 
 <file path=word/header2.xml><?xml version="1.0" encoding="utf-8"?>
 <w:hdr xmlns:w="http://schemas.openxmlformats.org/wordprocessingml/2006/main" xmlns:r="http://schemas.openxmlformats.org/officeDocument/2006/relationships">
-  <w:tbl>
-    <w:tblPr>
-      <w:tblW w:w="10080" w:type="dxa"/>
-      <w:tblBorders>
-        <w:top w:val="none" w:sz="0" w:space="0" w:color="auto"/>
-        <w:left w:val="none" w:sz="0" w:space="0" w:color="auto"/>
+  <w:p>
+    <w:pPr>
+      <w:pBdr>
         <w:bottom w:val="single" w:sz="8" w:space="0" w:color="107087"/>
-        <w:right w:val="none" w:sz="0" w:space="0" w:color="auto"/>
-        <w:insideH w:val="none" w:sz="0" w:space="0" w:color="auto"/>
-        <w:insideV w:val="none" w:sz="0" w:space="0" w:color="auto"/>
-      </w:tblBorders>
-      <w:tblLayout w:type="fixed"/>
-    </w:tblPr>
-    <w:tblGrid>
-      <w:gridCol w:w="10080"/>
-    </w:tblGrid>
-    <w:tr>
-      <w:tc>
-        <w:tcPr>
-          <w:tcW w:w="10080" w:type="dxa"/>
-          <w:tcBorders>
-            <w:bottom w:val="single" w:sz="8" w:space="0" w:color="107087"/>
-          </w:tcBorders>
-          <w:tcMar>
-            <w:top w:w="0" w:type="dxa"/>
-            <w:left w:w="0" w:type="dxa"/>
-            <w:bottom w:w="40" w:type="dxa"/>
-            <w:right w:w="0" w:type="dxa"/>
-          </w:tcMar>
-        </w:tcPr>
-        <w:p>
-          <w:pPr>
-            <w:spacing w:after="0"/>
-            <w:jc w:val="right"/>
-          </w:pPr>
-          <w:r>
-            <w:rPr>
-              <w:rFonts w:ascii="Arial" w:hAnsi="Arial" w:cs="Arial"/>
-              <w:b/>
-              <w:bCs/>
-              <w:caps/>
-              <w:color w:val="107087"/>
-              <w:sz w:val="18"/>
-              <w:szCs w:val="18"/>
-            </w:rPr>
-            <w:t xml:space="preserve">Standard Terms</w:t>
-          </w:r>
-        </w:p>
-      </w:tc>
-    </w:tr>
-  </w:tbl>
+      </w:pBdr>
+      <w:spacing w:after="0"/>
+      <w:jc w:val="right"/>
+    </w:pPr>
+    <w:r>
+      <w:rPr>
+        <w:rFonts w:ascii="Arial" w:hAnsi="Arial" w:cs="Arial"/>
+        <w:b/>
+        <w:bCs/>
+        <w:caps/>
+        <w:color w:val="107087"/>
+        <w:sz w:val="18"/>
+        <w:szCs w:val="18"/>
+      </w:rPr>
+      <w:t xml:space="preserve">Standard Terms</w:t>
+    </w:r>
+  </w:p>
 </w:hdr>
 </file>
 
 <file path=word/header3.xml><?xml version="1.0" encoding="utf-8"?>
 <w:hdr xmlns:w="http://schemas.openxmlformats.org/wordprocessingml/2006/main" xmlns:r="http://schemas.openxmlformats.org/officeDocument/2006/relationships">
-  <w:tbl>
-    <w:tblPr>
-      <w:tblW w:w="10080" w:type="dxa"/>
-      <w:tblBorders>
-        <w:top w:val="none" w:sz="0" w:space="0" w:color="auto"/>
-        <w:left w:val="none" w:sz="0" w:space="0" w:color="auto"/>
+  <w:p>
+    <w:pPr>
+      <w:pBdr>
         <w:bottom w:val="single" w:sz="8" w:space="0" w:color="107087"/>
-        <w:right w:val="none" w:sz="0" w:space="0" w:color="auto"/>
-        <w:insideH w:val="none" w:sz="0" w:space="0" w:color="auto"/>
-        <w:insideV w:val="none" w:sz="0" w:space="0" w:color="auto"/>
-      </w:tblBorders>
-      <w:tblLayout w:type="fixed"/>
-    </w:tblPr>
-    <w:tblGrid>
-      <w:gridCol w:w="10080"/>
-    </w:tblGrid>
-    <w:tr>
-      <w:tc>
-        <w:tcPr>
-          <w:tcW w:w="10080" w:type="dxa"/>
-          <w:tcBorders>
-            <w:bottom w:val="single" w:sz="8" w:space="0" w:color="107087"/>
-          </w:tcBorders>
-          <w:tcMar>
-            <w:top w:w="0" w:type="dxa"/>
-            <w:left w:w="0" w:type="dxa"/>
-            <w:bottom w:w="40" w:type="dxa"/>
-            <w:right w:w="0" w:type="dxa"/>
-          </w:tcMar>
-        </w:tcPr>
-        <w:p>
-          <w:pPr>
-            <w:spacing w:after="0"/>
-            <w:jc w:val="right"/>
-          </w:pPr>
-          <w:r>
-            <w:rPr>
-              <w:rFonts w:ascii="Arial" w:hAnsi="Arial" w:cs="Arial"/>
-              <w:b/>
-              <w:bCs/>
-              <w:caps/>
-              <w:color w:val="107087"/>
-              <w:sz w:val="18"/>
-              <w:szCs w:val="18"/>
-            </w:rPr>
-            <w:t xml:space="preserve">Signature Page</w:t>
-          </w:r>
-        </w:p>
-      </w:tc>
-    </w:tr>
-  </w:tbl>
+      </w:pBdr>
+      <w:spacing w:after="0"/>
+      <w:jc w:val="right"/>
+    </w:pPr>
+    <w:r>
+      <w:rPr>
+        <w:rFonts w:ascii="Arial" w:hAnsi="Arial" w:cs="Arial"/>
+        <w:b/>
+        <w:bCs/>
+        <w:caps/>
+        <w:color w:val="107087"/>
+        <w:sz w:val="18"/>
+        <w:szCs w:val="18"/>
+      </w:rPr>
+      <w:t xml:space="preserve">Signature Page</w:t>
+    </w:r>
+  </w:p>
 </w:hdr>
 </file>
 

--- a/templates/openagreements-cc-by-4.0/openagreements-restrictive-covenant-maryland/template.fill.docx
+++ b/templates/openagreements-cc-by-4.0/openagreements-restrictive-covenant-maryland/template.fill.docx
@@ -339,7 +339,7 @@
                 <w:rFonts w:ascii="Arial" w:hAnsi="Arial" w:cs="Arial"/>
                 <w:i/>
                 <w:iCs/>
-                <w:color w:val="494A4B"/>
+                <w:color w:val="1D2021"/>
                 <w:sz w:val="21"/>
                 <w:szCs w:val="21"/>
               </w:rPr>
@@ -363,7 +363,7 @@
                 <w:rFonts w:ascii="Arial" w:hAnsi="Arial" w:cs="Arial"/>
                 <w:i/>
                 <w:iCs/>
-                <w:color w:val="494A4B"/>
+                <w:color w:val="1D2021"/>
                 <w:sz w:val="21"/>
                 <w:szCs w:val="21"/>
                 <w:highlight w:val="yellow"/>
@@ -390,7 +390,7 @@
                 <w:rFonts w:ascii="Arial" w:hAnsi="Arial" w:cs="Arial"/>
                 <w:i/>
                 <w:iCs/>
-                <w:color w:val="494A4B"/>
+                <w:color w:val="1D2021"/>
                 <w:sz w:val="21"/>
                 <w:szCs w:val="21"/>
               </w:rPr>
@@ -414,7 +414,7 @@
                 <w:rFonts w:ascii="Arial" w:hAnsi="Arial" w:cs="Arial"/>
                 <w:i/>
                 <w:iCs/>
-                <w:color w:val="494A4B"/>
+                <w:color w:val="1D2021"/>
                 <w:sz w:val="21"/>
                 <w:szCs w:val="21"/>
                 <w:highlight w:val="yellow"/>
@@ -478,7 +478,7 @@
                 <w:rFonts w:ascii="Arial" w:hAnsi="Arial" w:cs="Arial"/>
                 <w:i/>
                 <w:iCs/>
-                <w:color w:val="494A4B"/>
+                <w:color w:val="1D2021"/>
                 <w:sz w:val="21"/>
                 <w:szCs w:val="21"/>
               </w:rPr>
@@ -502,7 +502,7 @@
                 <w:rFonts w:ascii="Arial" w:hAnsi="Arial" w:cs="Arial"/>
                 <w:i/>
                 <w:iCs/>
-                <w:color w:val="494A4B"/>
+                <w:color w:val="1D2021"/>
                 <w:sz w:val="21"/>
                 <w:szCs w:val="21"/>
                 <w:highlight w:val="yellow"/>
@@ -535,7 +535,7 @@
                 <w:rFonts w:ascii="Arial" w:hAnsi="Arial" w:cs="Arial"/>
                 <w:i/>
                 <w:iCs/>
-                <w:color w:val="494A4B"/>
+                <w:color w:val="1D2021"/>
                 <w:sz w:val="21"/>
                 <w:szCs w:val="21"/>
               </w:rPr>
@@ -559,7 +559,7 @@
                 <w:rFonts w:ascii="Arial" w:hAnsi="Arial" w:cs="Arial"/>
                 <w:i/>
                 <w:iCs/>
-                <w:color w:val="494A4B"/>
+                <w:color w:val="1D2021"/>
                 <w:sz w:val="21"/>
                 <w:szCs w:val="21"/>
                 <w:highlight w:val="yellow"/>
@@ -626,7 +626,7 @@
                 <w:rFonts w:ascii="Arial" w:hAnsi="Arial" w:cs="Arial"/>
                 <w:i/>
                 <w:iCs/>
-                <w:color w:val="494A4B"/>
+                <w:color w:val="1D2021"/>
                 <w:sz w:val="21"/>
                 <w:szCs w:val="21"/>
               </w:rPr>
@@ -650,7 +650,7 @@
                 <w:rFonts w:ascii="Arial" w:hAnsi="Arial" w:cs="Arial"/>
                 <w:i/>
                 <w:iCs/>
-                <w:color w:val="494A4B"/>
+                <w:color w:val="1D2021"/>
                 <w:sz w:val="21"/>
                 <w:szCs w:val="21"/>
                 <w:highlight w:val="yellow"/>
@@ -683,7 +683,7 @@
                 <w:rFonts w:ascii="Arial" w:hAnsi="Arial" w:cs="Arial"/>
                 <w:i/>
                 <w:iCs/>
-                <w:color w:val="494A4B"/>
+                <w:color w:val="1D2021"/>
                 <w:sz w:val="21"/>
                 <w:szCs w:val="21"/>
               </w:rPr>
@@ -707,7 +707,7 @@
                 <w:rFonts w:ascii="Arial" w:hAnsi="Arial" w:cs="Arial"/>
                 <w:i/>
                 <w:iCs/>
-                <w:color w:val="494A4B"/>
+                <w:color w:val="1D2021"/>
                 <w:sz w:val="21"/>
                 <w:szCs w:val="21"/>
                 <w:highlight w:val="yellow"/>
@@ -774,7 +774,7 @@
                 <w:rFonts w:ascii="Arial" w:hAnsi="Arial" w:cs="Arial"/>
                 <w:i/>
                 <w:iCs/>
-                <w:color w:val="494A4B"/>
+                <w:color w:val="1D2021"/>
                 <w:sz w:val="21"/>
                 <w:szCs w:val="21"/>
               </w:rPr>
@@ -798,7 +798,7 @@
                 <w:rFonts w:ascii="Arial" w:hAnsi="Arial" w:cs="Arial"/>
                 <w:i/>
                 <w:iCs/>
-                <w:color w:val="494A4B"/>
+                <w:color w:val="1D2021"/>
                 <w:sz w:val="21"/>
                 <w:szCs w:val="21"/>
                 <w:highlight w:val="yellow"/>
@@ -831,7 +831,7 @@
                 <w:rFonts w:ascii="Arial" w:hAnsi="Arial" w:cs="Arial"/>
                 <w:i/>
                 <w:iCs/>
-                <w:color w:val="494A4B"/>
+                <w:color w:val="1D2021"/>
                 <w:sz w:val="21"/>
                 <w:szCs w:val="21"/>
               </w:rPr>
@@ -855,7 +855,7 @@
                 <w:rFonts w:ascii="Arial" w:hAnsi="Arial" w:cs="Arial"/>
                 <w:i/>
                 <w:iCs/>
-                <w:color w:val="494A4B"/>
+                <w:color w:val="1D2021"/>
                 <w:sz w:val="21"/>
                 <w:szCs w:val="21"/>
                 <w:highlight w:val="yellow"/>
@@ -888,7 +888,7 @@
                 <w:rFonts w:ascii="Arial" w:hAnsi="Arial" w:cs="Arial"/>
                 <w:i/>
                 <w:iCs/>
-                <w:color w:val="494A4B"/>
+                <w:color w:val="1D2021"/>
                 <w:sz w:val="21"/>
                 <w:szCs w:val="21"/>
               </w:rPr>
@@ -912,7 +912,7 @@
                 <w:rFonts w:ascii="Arial" w:hAnsi="Arial" w:cs="Arial"/>
                 <w:i/>
                 <w:iCs/>
-                <w:color w:val="494A4B"/>
+                <w:color w:val="1D2021"/>
                 <w:sz w:val="21"/>
                 <w:szCs w:val="21"/>
                 <w:highlight w:val="yellow"/>
@@ -945,7 +945,7 @@
                 <w:rFonts w:ascii="Arial" w:hAnsi="Arial" w:cs="Arial"/>
                 <w:i/>
                 <w:iCs/>
-                <w:color w:val="494A4B"/>
+                <w:color w:val="1D2021"/>
                 <w:sz w:val="21"/>
                 <w:szCs w:val="21"/>
               </w:rPr>
@@ -969,7 +969,7 @@
                 <w:rFonts w:ascii="Arial" w:hAnsi="Arial" w:cs="Arial"/>
                 <w:i/>
                 <w:iCs/>
-                <w:color w:val="494A4B"/>
+                <w:color w:val="1D2021"/>
                 <w:sz w:val="21"/>
                 <w:szCs w:val="21"/>
                 <w:highlight w:val="yellow"/>
@@ -1036,7 +1036,7 @@
                 <w:rFonts w:ascii="Arial" w:hAnsi="Arial" w:cs="Arial"/>
                 <w:i/>
                 <w:iCs/>
-                <w:color w:val="494A4B"/>
+                <w:color w:val="1D2021"/>
                 <w:sz w:val="21"/>
                 <w:szCs w:val="21"/>
               </w:rPr>
@@ -1060,7 +1060,7 @@
                 <w:rFonts w:ascii="Arial" w:hAnsi="Arial" w:cs="Arial"/>
                 <w:i/>
                 <w:iCs/>
-                <w:color w:val="494A4B"/>
+                <w:color w:val="1D2021"/>
                 <w:sz w:val="21"/>
                 <w:szCs w:val="21"/>
                 <w:highlight w:val="yellow"/>
@@ -1127,7 +1127,7 @@
                 <w:rFonts w:ascii="Arial" w:hAnsi="Arial" w:cs="Arial"/>
                 <w:i/>
                 <w:iCs/>
-                <w:color w:val="494A4B"/>
+                <w:color w:val="1D2021"/>
                 <w:sz w:val="21"/>
                 <w:szCs w:val="21"/>
               </w:rPr>
@@ -1151,7 +1151,7 @@
                 <w:rFonts w:ascii="Arial" w:hAnsi="Arial" w:cs="Arial"/>
                 <w:i/>
                 <w:iCs/>
-                <w:color w:val="494A4B"/>
+                <w:color w:val="1D2021"/>
                 <w:sz w:val="21"/>
                 <w:szCs w:val="21"/>
                 <w:highlight w:val="yellow"/>
@@ -1209,7 +1209,7 @@
                 <w:rFonts w:ascii="Arial" w:hAnsi="Arial" w:cs="Arial"/>
                 <w:i/>
                 <w:iCs/>
-                <w:color w:val="494A4B"/>
+                <w:color w:val="1D2021"/>
                 <w:sz w:val="21"/>
                 <w:szCs w:val="21"/>
               </w:rPr>
@@ -1233,7 +1233,7 @@
                 <w:rFonts w:ascii="Arial" w:hAnsi="Arial" w:cs="Arial"/>
                 <w:i/>
                 <w:iCs/>
-                <w:color w:val="494A4B"/>
+                <w:color w:val="1D2021"/>
                 <w:sz w:val="21"/>
                 <w:szCs w:val="21"/>
                 <w:highlight w:val="yellow"/>
@@ -1288,7 +1288,7 @@
                 <w:rFonts w:ascii="Arial" w:hAnsi="Arial" w:cs="Arial"/>
                 <w:i/>
                 <w:iCs/>
-                <w:color w:val="494A4B"/>
+                <w:color w:val="1D2021"/>
                 <w:sz w:val="21"/>
                 <w:szCs w:val="21"/>
               </w:rPr>
@@ -1312,7 +1312,7 @@
                 <w:rFonts w:ascii="Arial" w:hAnsi="Arial" w:cs="Arial"/>
                 <w:i/>
                 <w:iCs/>
-                <w:color w:val="494A4B"/>
+                <w:color w:val="1D2021"/>
                 <w:sz w:val="21"/>
                 <w:szCs w:val="21"/>
                 <w:highlight w:val="yellow"/>

--- a/templates/openagreements-cc-by-4.0/openagreements-restrictive-covenant-maryland/template.fill.docx
+++ b/templates/openagreements-cc-by-4.0/openagreements-restrictive-covenant-maryland/template.fill.docx
@@ -1380,7 +1380,7 @@
         <w:t xml:space="preserve">“Competitive Business”</w:t>
       </w:r>
       <w:r>
-        <w:t xml:space="preserve"> means the business activities described in Cover Terms under Competitive Business.</w:t>
+        <w:t xml:space="preserve"> means a person or entity that engages in the business activities described in Cover Terms under Competitive Business.</w:t>
       </w:r>
     </w:p>
     <w:p>
